--- a/entregables/capital-del-conocimiento.docx
+++ b/entregables/capital-del-conocimiento.docx
@@ -183,7 +183,7 @@
                 <w:color w:val="5D6B88"/>
                 <w:sz w:val="17"/>
               </w:rPr>
-              <w:t>Metas 2050</w:t>
+              <w:t>Objetivos</w:t>
             </w:r>
           </w:p>
         </w:tc>
@@ -230,7 +230,129 @@
           <w:color w:val="D91023"/>
           <w:sz w:val="26"/>
         </w:rPr>
-        <w:t>Visión 2050</w:t>
+        <w:t>Contenido</w:t>
+      </w:r>
+    </w:p>
+    <w:p>
+      <w:r>
+        <w:rPr>
+          <w:rFonts w:ascii="Calibri" w:hAnsi="Calibri"/>
+          <w:b/>
+          <w:i w:val="0"/>
+          <w:color w:val="D91023"/>
+          <w:sz w:val="20"/>
+        </w:rPr>
+        <w:t xml:space="preserve">I.  </w:t>
+      </w:r>
+      <w:r>
+        <w:rPr>
+          <w:rFonts w:ascii="Calibri" w:hAnsi="Calibri"/>
+          <w:b w:val="0"/>
+          <w:i w:val="0"/>
+          <w:color w:val="1A2238"/>
+          <w:sz w:val="20"/>
+        </w:rPr>
+        <w:t>Síntesis de la situación futura</w:t>
+      </w:r>
+    </w:p>
+    <w:p>
+      <w:r>
+        <w:rPr>
+          <w:rFonts w:ascii="Calibri" w:hAnsi="Calibri"/>
+          <w:b/>
+          <w:i w:val="0"/>
+          <w:color w:val="D91023"/>
+          <w:sz w:val="20"/>
+        </w:rPr>
+        <w:t xml:space="preserve">II.  </w:t>
+      </w:r>
+      <w:r>
+        <w:rPr>
+          <w:rFonts w:ascii="Calibri" w:hAnsi="Calibri"/>
+          <w:b w:val="0"/>
+          <w:i w:val="0"/>
+          <w:color w:val="1A2238"/>
+          <w:sz w:val="20"/>
+        </w:rPr>
+        <w:t>Síntesis de la situación actual</w:t>
+      </w:r>
+    </w:p>
+    <w:p>
+      <w:r>
+        <w:rPr>
+          <w:rFonts w:ascii="Calibri" w:hAnsi="Calibri"/>
+          <w:b/>
+          <w:i w:val="0"/>
+          <w:color w:val="D91023"/>
+          <w:sz w:val="20"/>
+        </w:rPr>
+        <w:t xml:space="preserve">III.  </w:t>
+      </w:r>
+      <w:r>
+        <w:rPr>
+          <w:rFonts w:ascii="Calibri" w:hAnsi="Calibri"/>
+          <w:b w:val="0"/>
+          <w:i w:val="0"/>
+          <w:color w:val="1A2238"/>
+          <w:sz w:val="20"/>
+        </w:rPr>
+        <w:t>Objetivos estratégicos</w:t>
+      </w:r>
+    </w:p>
+    <w:p>
+      <w:r>
+        <w:rPr>
+          <w:rFonts w:ascii="Calibri" w:hAnsi="Calibri"/>
+          <w:b/>
+          <w:i w:val="0"/>
+          <w:color w:val="D91023"/>
+          <w:sz w:val="20"/>
+        </w:rPr>
+        <w:t xml:space="preserve">IV.  </w:t>
+      </w:r>
+      <w:r>
+        <w:rPr>
+          <w:rFonts w:ascii="Calibri" w:hAnsi="Calibri"/>
+          <w:b w:val="0"/>
+          <w:i w:val="0"/>
+          <w:color w:val="1A2238"/>
+          <w:sz w:val="20"/>
+        </w:rPr>
+        <w:t>Acciones estratégicas</w:t>
+      </w:r>
+    </w:p>
+    <w:p>
+      <w:r>
+        <w:rPr>
+          <w:rFonts w:ascii="Calibri" w:hAnsi="Calibri"/>
+          <w:b/>
+          <w:i w:val="0"/>
+          <w:color w:val="D91023"/>
+          <w:sz w:val="20"/>
+        </w:rPr>
+        <w:t xml:space="preserve">V.  </w:t>
+      </w:r>
+      <w:r>
+        <w:rPr>
+          <w:rFonts w:ascii="Calibri" w:hAnsi="Calibri"/>
+          <w:b w:val="0"/>
+          <w:i w:val="0"/>
+          <w:color w:val="1A2238"/>
+          <w:sz w:val="20"/>
+        </w:rPr>
+        <w:t>Matriz resumen (indicadores)</w:t>
+      </w:r>
+    </w:p>
+    <w:p>
+      <w:r>
+        <w:rPr>
+          <w:rFonts w:ascii="Calibri" w:hAnsi="Calibri"/>
+          <w:b/>
+          <w:i w:val="0"/>
+          <w:color w:val="D91023"/>
+          <w:sz w:val="26"/>
+        </w:rPr>
+        <w:t>I · Síntesis de la situación futura</w:t>
       </w:r>
     </w:p>
     <w:p>
@@ -254,7 +376,7 @@
           <w:color w:val="D91023"/>
           <w:sz w:val="26"/>
         </w:rPr>
-        <w:t>Diagnóstico — brecha 2026</w:t>
+        <w:t>II · Síntesis de la situación actual</w:t>
       </w:r>
     </w:p>
     <w:p>
@@ -416,7 +538,301 @@
           <w:color w:val="D91023"/>
           <w:sz w:val="26"/>
         </w:rPr>
-        <w:t>Indicadores: hoy → meta 2050</w:t>
+        <w:t>III · Objetivos estratégicos</w:t>
+      </w:r>
+    </w:p>
+    <w:p>
+      <w:pPr>
+        <w:pStyle w:val="ListBullet"/>
+      </w:pPr>
+      <w:r>
+        <w:rPr>
+          <w:rFonts w:ascii="Calibri" w:hAnsi="Calibri"/>
+          <w:b w:val="0"/>
+          <w:i w:val="0"/>
+          <w:color w:val="1A2238"/>
+          <w:sz w:val="21"/>
+        </w:rPr>
+        <w:t>Alcanzar una inversion del 2.5% del PBI en I+D (resumen ejecutivo); la tabla 6.1 fija una meta referencial de 2% al 2050.</w:t>
+      </w:r>
+    </w:p>
+    <w:p>
+      <w:pPr>
+        <w:pStyle w:val="ListBullet"/>
+      </w:pPr>
+      <w:r>
+        <w:rPr>
+          <w:rFonts w:ascii="Calibri" w:hAnsi="Calibri"/>
+          <w:b w:val="0"/>
+          <w:i w:val="0"/>
+          <w:color w:val="1A2238"/>
+          <w:sz w:val="21"/>
+        </w:rPr>
+        <w:t>Lograr que el 20% de las exportaciones totales sean de alta tecnologia.</w:t>
+      </w:r>
+    </w:p>
+    <w:p>
+      <w:pPr>
+        <w:pStyle w:val="ListBullet"/>
+      </w:pPr>
+      <w:r>
+        <w:rPr>
+          <w:rFonts w:ascii="Calibri" w:hAnsi="Calibri"/>
+          <w:b w:val="0"/>
+          <w:i w:val="0"/>
+          <w:color w:val="1A2238"/>
+          <w:sz w:val="21"/>
+        </w:rPr>
+        <w:t>Alcanzar ~2,000 investigadores por millon de habitantes al 2050.</w:t>
+      </w:r>
+    </w:p>
+    <w:p>
+      <w:pPr>
+        <w:pStyle w:val="ListBullet"/>
+      </w:pPr>
+      <w:r>
+        <w:rPr>
+          <w:rFonts w:ascii="Calibri" w:hAnsi="Calibri"/>
+          <w:b w:val="0"/>
+          <w:i w:val="0"/>
+          <w:color w:val="1A2238"/>
+          <w:sz w:val="21"/>
+        </w:rPr>
+        <w:t>Eje 1 al 2050: Peru entre los paises lideres de America Latina en formacion CTIM, talento y retencion de investigadores.</w:t>
+      </w:r>
+    </w:p>
+    <w:p>
+      <w:pPr>
+        <w:pStyle w:val="ListBullet"/>
+      </w:pPr>
+      <w:r>
+        <w:rPr>
+          <w:rFonts w:ascii="Calibri" w:hAnsi="Calibri"/>
+          <w:b w:val="0"/>
+          <w:i w:val="0"/>
+          <w:color w:val="1A2238"/>
+          <w:sz w:val="21"/>
+        </w:rPr>
+        <w:t>Eje 2 al 2050: Peru exportador relevante de licencias, soluciones tecnologicas y propiedad intelectual; posicionado como hub digital y logistico del Pacifico Sur.</w:t>
+      </w:r>
+    </w:p>
+    <w:p>
+      <w:pPr>
+        <w:pStyle w:val="ListBullet"/>
+      </w:pPr>
+      <w:r>
+        <w:rPr>
+          <w:rFonts w:ascii="Calibri" w:hAnsi="Calibri"/>
+          <w:b w:val="0"/>
+          <w:i w:val="0"/>
+          <w:color w:val="1A2238"/>
+          <w:sz w:val="21"/>
+        </w:rPr>
+        <w:t>Eje 3 al 2050: Peru posicionado como referente regional en cooperacion cientifica y transferencia de conocimiento.</w:t>
+      </w:r>
+    </w:p>
+    <w:p>
+      <w:pPr>
+        <w:pStyle w:val="ListBullet"/>
+      </w:pPr>
+      <w:r>
+        <w:rPr>
+          <w:rFonts w:ascii="Calibri" w:hAnsi="Calibri"/>
+          <w:b w:val="0"/>
+          <w:i w:val="0"/>
+          <w:color w:val="1A2238"/>
+          <w:sz w:val="21"/>
+        </w:rPr>
+        <w:t>Cobertura nacional total de conectividad educativa e infraestructura digital critica.</w:t>
+      </w:r>
+    </w:p>
+    <w:p>
+      <w:pPr>
+        <w:pStyle w:val="ListBullet"/>
+      </w:pPr>
+      <w:r>
+        <w:rPr>
+          <w:rFonts w:ascii="Calibri" w:hAnsi="Calibri"/>
+          <w:b w:val="0"/>
+          <w:i w:val="0"/>
+          <w:color w:val="1A2238"/>
+          <w:sz w:val="21"/>
+        </w:rPr>
+        <w:t>Especializacion inteligente: Mineria 4.0 (de vender concentrados a exportar servicios de ingenieria y robotica - METS), Biotecnologia y biodiversidad, Agrotecnologia y alimentos funcionales, Economia creativa y servicios digitales, y Energias del futuro (hidrogeno verde).</w:t>
+      </w:r>
+    </w:p>
+    <w:p>
+      <w:r>
+        <w:rPr>
+          <w:rFonts w:ascii="Calibri" w:hAnsi="Calibri"/>
+          <w:b/>
+          <w:i w:val="0"/>
+          <w:color w:val="D91023"/>
+          <w:sz w:val="26"/>
+        </w:rPr>
+        <w:t>IV · Acciones estratégicas</w:t>
+      </w:r>
+    </w:p>
+    <w:p>
+      <w:pPr>
+        <w:pStyle w:val="ListBullet"/>
+      </w:pPr>
+      <w:r>
+        <w:rPr>
+          <w:rFonts w:ascii="Calibri" w:hAnsi="Calibri"/>
+          <w:b w:val="0"/>
+          <w:i w:val="0"/>
+          <w:color w:val="1A2238"/>
+          <w:sz w:val="21"/>
+        </w:rPr>
+        <w:t>Impulsar prioritariamente la formacion en CTIM e incorporar pensamiento computacional, alfabetizacion digital, robotica e IA desde la educacion basica.</w:t>
+      </w:r>
+    </w:p>
+    <w:p>
+      <w:pPr>
+        <w:pStyle w:val="ListBullet"/>
+      </w:pPr>
+      <w:r>
+        <w:rPr>
+          <w:rFonts w:ascii="Calibri" w:hAnsi="Calibri"/>
+          <w:b w:val="0"/>
+          <w:i w:val="0"/>
+          <w:color w:val="1A2238"/>
+          <w:sz w:val="21"/>
+        </w:rPr>
+        <w:t>Modernizar la educacion tecnica (tecnologias 4.0, microcredenciales, reskilling) y fortalecer universidades orientadas a investigacion y posgrado.</w:t>
+      </w:r>
+    </w:p>
+    <w:p>
+      <w:pPr>
+        <w:pStyle w:val="ListBullet"/>
+      </w:pPr>
+      <w:r>
+        <w:rPr>
+          <w:rFonts w:ascii="Calibri" w:hAnsi="Calibri"/>
+          <w:b w:val="0"/>
+          <w:i w:val="0"/>
+          <w:color w:val="1A2238"/>
+          <w:sz w:val="21"/>
+        </w:rPr>
+        <w:t>Implementar mecanismos de retorno y vinculacion del talento peruano en el exterior para revertir la fuga de talentos.</w:t>
+      </w:r>
+    </w:p>
+    <w:p>
+      <w:pPr>
+        <w:pStyle w:val="ListBullet"/>
+      </w:pPr>
+      <w:r>
+        <w:rPr>
+          <w:rFonts w:ascii="Calibri" w:hAnsi="Calibri"/>
+          <w:b w:val="0"/>
+          <w:i w:val="0"/>
+          <w:color w:val="1A2238"/>
+          <w:sz w:val="21"/>
+        </w:rPr>
+        <w:t>Incrementar progresivamente la inversion nacional en I+D+i y crear fondos competitivos, capital semilla y capital de riesgo para startups tecnologicas.</w:t>
+      </w:r>
+    </w:p>
+    <w:p>
+      <w:pPr>
+        <w:pStyle w:val="ListBullet"/>
+      </w:pPr>
+      <w:r>
+        <w:rPr>
+          <w:rFonts w:ascii="Calibri" w:hAnsi="Calibri"/>
+          <w:b w:val="0"/>
+          <w:i w:val="0"/>
+          <w:color w:val="1A2238"/>
+          <w:sz w:val="21"/>
+        </w:rPr>
+        <w:t>Simplificar y digitalizar el registro de patentes (fast-track), reducir costos/tiempos y crear incentivos tributarios a la innovacion patentable.</w:t>
+      </w:r>
+    </w:p>
+    <w:p>
+      <w:pPr>
+        <w:pStyle w:val="ListBullet"/>
+      </w:pPr>
+      <w:r>
+        <w:rPr>
+          <w:rFonts w:ascii="Calibri" w:hAnsi="Calibri"/>
+          <w:b w:val="0"/>
+          <w:i w:val="0"/>
+          <w:color w:val="1A2238"/>
+          <w:sz w:val="21"/>
+        </w:rPr>
+        <w:t>Expandir la conectividad de alta velocidad (Red Dorsal de Fibra Optica 2.0), centros de datos y supercomputacion; fortalecer ciberseguridad y soberania digital.</w:t>
+      </w:r>
+    </w:p>
+    <w:p>
+      <w:pPr>
+        <w:pStyle w:val="ListBullet"/>
+      </w:pPr>
+      <w:r>
+        <w:rPr>
+          <w:rFonts w:ascii="Calibri" w:hAnsi="Calibri"/>
+          <w:b w:val="0"/>
+          <w:i w:val="0"/>
+          <w:color w:val="1A2238"/>
+          <w:sz w:val="21"/>
+        </w:rPr>
+        <w:t>Consolidar la Triple Helice: crear oficinas de transferencia tecnologica, parques cientificos y tecnologicos regionales y clusters especializados.</w:t>
+      </w:r>
+    </w:p>
+    <w:p>
+      <w:pPr>
+        <w:pStyle w:val="ListBullet"/>
+      </w:pPr>
+      <w:r>
+        <w:rPr>
+          <w:rFonts w:ascii="Calibri" w:hAnsi="Calibri"/>
+          <w:b w:val="0"/>
+          <w:i w:val="0"/>
+          <w:color w:val="1A2238"/>
+          <w:sz w:val="21"/>
+        </w:rPr>
+        <w:t>Fortalecer la cooperacion internacional, redes cientificas, movilidad academica y diplomacia cientifica y tecnologica.</w:t>
+      </w:r>
+    </w:p>
+    <w:p>
+      <w:pPr>
+        <w:pStyle w:val="ListBullet"/>
+      </w:pPr>
+      <w:r>
+        <w:rPr>
+          <w:rFonts w:ascii="Calibri" w:hAnsi="Calibri"/>
+          <w:b w:val="0"/>
+          <w:i w:val="0"/>
+          <w:color w:val="1A2238"/>
+          <w:sz w:val="21"/>
+        </w:rPr>
+        <w:t>Impulsar la especializacion inteligente en biotecnologia, mineria 4.0, agrotecnologia, economia creativa/servicios digitales y energias del futuro.</w:t>
+      </w:r>
+    </w:p>
+    <w:p>
+      <w:pPr>
+        <w:pStyle w:val="ListBullet"/>
+      </w:pPr>
+      <w:r>
+        <w:rPr>
+          <w:rFonts w:ascii="Calibri" w:hAnsi="Calibri"/>
+          <w:b w:val="0"/>
+          <w:i w:val="0"/>
+          <w:color w:val="1A2238"/>
+          <w:sz w:val="21"/>
+        </w:rPr>
+        <w:t>Crear una instancia nacional de articulacion del capital del conocimiento y un sistema nacional de monitoreo con indicadores de largo plazo y financiamiento multianual.</w:t>
+      </w:r>
+    </w:p>
+    <w:p>
+      <w:r>
+        <w:rPr>
+          <w:rFonts w:ascii="Calibri" w:hAnsi="Calibri"/>
+          <w:b/>
+          <w:i w:val="0"/>
+          <w:color w:val="D91023"/>
+          <w:sz w:val="26"/>
+        </w:rPr>
+        <w:t>V · Matriz resumen — indicadores: hoy → meta 2050</w:t>
       </w:r>
     </w:p>
     <w:tbl>
@@ -1724,300 +2140,6 @@
           <w:color w:val="D91023"/>
           <w:sz w:val="26"/>
         </w:rPr>
-        <w:t>Metas 2050</w:t>
-      </w:r>
-    </w:p>
-    <w:p>
-      <w:pPr>
-        <w:pStyle w:val="ListBullet"/>
-      </w:pPr>
-      <w:r>
-        <w:rPr>
-          <w:rFonts w:ascii="Calibri" w:hAnsi="Calibri"/>
-          <w:b w:val="0"/>
-          <w:i w:val="0"/>
-          <w:color w:val="1A2238"/>
-          <w:sz w:val="21"/>
-        </w:rPr>
-        <w:t>Alcanzar una inversion del 2.5% del PBI en I+D (resumen ejecutivo); la tabla 6.1 fija una meta referencial de 2% al 2050.</w:t>
-      </w:r>
-    </w:p>
-    <w:p>
-      <w:pPr>
-        <w:pStyle w:val="ListBullet"/>
-      </w:pPr>
-      <w:r>
-        <w:rPr>
-          <w:rFonts w:ascii="Calibri" w:hAnsi="Calibri"/>
-          <w:b w:val="0"/>
-          <w:i w:val="0"/>
-          <w:color w:val="1A2238"/>
-          <w:sz w:val="21"/>
-        </w:rPr>
-        <w:t>Lograr que el 20% de las exportaciones totales sean de alta tecnologia.</w:t>
-      </w:r>
-    </w:p>
-    <w:p>
-      <w:pPr>
-        <w:pStyle w:val="ListBullet"/>
-      </w:pPr>
-      <w:r>
-        <w:rPr>
-          <w:rFonts w:ascii="Calibri" w:hAnsi="Calibri"/>
-          <w:b w:val="0"/>
-          <w:i w:val="0"/>
-          <w:color w:val="1A2238"/>
-          <w:sz w:val="21"/>
-        </w:rPr>
-        <w:t>Alcanzar ~2,000 investigadores por millon de habitantes al 2050.</w:t>
-      </w:r>
-    </w:p>
-    <w:p>
-      <w:pPr>
-        <w:pStyle w:val="ListBullet"/>
-      </w:pPr>
-      <w:r>
-        <w:rPr>
-          <w:rFonts w:ascii="Calibri" w:hAnsi="Calibri"/>
-          <w:b w:val="0"/>
-          <w:i w:val="0"/>
-          <w:color w:val="1A2238"/>
-          <w:sz w:val="21"/>
-        </w:rPr>
-        <w:t>Eje 1 al 2050: Peru entre los paises lideres de America Latina en formacion CTIM, talento y retencion de investigadores.</w:t>
-      </w:r>
-    </w:p>
-    <w:p>
-      <w:pPr>
-        <w:pStyle w:val="ListBullet"/>
-      </w:pPr>
-      <w:r>
-        <w:rPr>
-          <w:rFonts w:ascii="Calibri" w:hAnsi="Calibri"/>
-          <w:b w:val="0"/>
-          <w:i w:val="0"/>
-          <w:color w:val="1A2238"/>
-          <w:sz w:val="21"/>
-        </w:rPr>
-        <w:t>Eje 2 al 2050: Peru exportador relevante de licencias, soluciones tecnologicas y propiedad intelectual; posicionado como hub digital y logistico del Pacifico Sur.</w:t>
-      </w:r>
-    </w:p>
-    <w:p>
-      <w:pPr>
-        <w:pStyle w:val="ListBullet"/>
-      </w:pPr>
-      <w:r>
-        <w:rPr>
-          <w:rFonts w:ascii="Calibri" w:hAnsi="Calibri"/>
-          <w:b w:val="0"/>
-          <w:i w:val="0"/>
-          <w:color w:val="1A2238"/>
-          <w:sz w:val="21"/>
-        </w:rPr>
-        <w:t>Eje 3 al 2050: Peru posicionado como referente regional en cooperacion cientifica y transferencia de conocimiento.</w:t>
-      </w:r>
-    </w:p>
-    <w:p>
-      <w:pPr>
-        <w:pStyle w:val="ListBullet"/>
-      </w:pPr>
-      <w:r>
-        <w:rPr>
-          <w:rFonts w:ascii="Calibri" w:hAnsi="Calibri"/>
-          <w:b w:val="0"/>
-          <w:i w:val="0"/>
-          <w:color w:val="1A2238"/>
-          <w:sz w:val="21"/>
-        </w:rPr>
-        <w:t>Cobertura nacional total de conectividad educativa e infraestructura digital critica.</w:t>
-      </w:r>
-    </w:p>
-    <w:p>
-      <w:pPr>
-        <w:pStyle w:val="ListBullet"/>
-      </w:pPr>
-      <w:r>
-        <w:rPr>
-          <w:rFonts w:ascii="Calibri" w:hAnsi="Calibri"/>
-          <w:b w:val="0"/>
-          <w:i w:val="0"/>
-          <w:color w:val="1A2238"/>
-          <w:sz w:val="21"/>
-        </w:rPr>
-        <w:t>Especializacion inteligente: Mineria 4.0 (de vender concentrados a exportar servicios de ingenieria y robotica - METS), Biotecnologia y biodiversidad, Agrotecnologia y alimentos funcionales, Economia creativa y servicios digitales, y Energias del futuro (hidrogeno verde).</w:t>
-      </w:r>
-    </w:p>
-    <w:p>
-      <w:r>
-        <w:rPr>
-          <w:rFonts w:ascii="Calibri" w:hAnsi="Calibri"/>
-          <w:b/>
-          <w:i w:val="0"/>
-          <w:color w:val="D91023"/>
-          <w:sz w:val="26"/>
-        </w:rPr>
-        <w:t>Acciones e iniciativas</w:t>
-      </w:r>
-    </w:p>
-    <w:p>
-      <w:pPr>
-        <w:pStyle w:val="ListBullet"/>
-      </w:pPr>
-      <w:r>
-        <w:rPr>
-          <w:rFonts w:ascii="Calibri" w:hAnsi="Calibri"/>
-          <w:b w:val="0"/>
-          <w:i w:val="0"/>
-          <w:color w:val="1A2238"/>
-          <w:sz w:val="21"/>
-        </w:rPr>
-        <w:t>Impulsar prioritariamente la formacion en CTIM e incorporar pensamiento computacional, alfabetizacion digital, robotica e IA desde la educacion basica.</w:t>
-      </w:r>
-    </w:p>
-    <w:p>
-      <w:pPr>
-        <w:pStyle w:val="ListBullet"/>
-      </w:pPr>
-      <w:r>
-        <w:rPr>
-          <w:rFonts w:ascii="Calibri" w:hAnsi="Calibri"/>
-          <w:b w:val="0"/>
-          <w:i w:val="0"/>
-          <w:color w:val="1A2238"/>
-          <w:sz w:val="21"/>
-        </w:rPr>
-        <w:t>Modernizar la educacion tecnica (tecnologias 4.0, microcredenciales, reskilling) y fortalecer universidades orientadas a investigacion y posgrado.</w:t>
-      </w:r>
-    </w:p>
-    <w:p>
-      <w:pPr>
-        <w:pStyle w:val="ListBullet"/>
-      </w:pPr>
-      <w:r>
-        <w:rPr>
-          <w:rFonts w:ascii="Calibri" w:hAnsi="Calibri"/>
-          <w:b w:val="0"/>
-          <w:i w:val="0"/>
-          <w:color w:val="1A2238"/>
-          <w:sz w:val="21"/>
-        </w:rPr>
-        <w:t>Implementar mecanismos de retorno y vinculacion del talento peruano en el exterior para revertir la fuga de talentos.</w:t>
-      </w:r>
-    </w:p>
-    <w:p>
-      <w:pPr>
-        <w:pStyle w:val="ListBullet"/>
-      </w:pPr>
-      <w:r>
-        <w:rPr>
-          <w:rFonts w:ascii="Calibri" w:hAnsi="Calibri"/>
-          <w:b w:val="0"/>
-          <w:i w:val="0"/>
-          <w:color w:val="1A2238"/>
-          <w:sz w:val="21"/>
-        </w:rPr>
-        <w:t>Incrementar progresivamente la inversion nacional en I+D+i y crear fondos competitivos, capital semilla y capital de riesgo para startups tecnologicas.</w:t>
-      </w:r>
-    </w:p>
-    <w:p>
-      <w:pPr>
-        <w:pStyle w:val="ListBullet"/>
-      </w:pPr>
-      <w:r>
-        <w:rPr>
-          <w:rFonts w:ascii="Calibri" w:hAnsi="Calibri"/>
-          <w:b w:val="0"/>
-          <w:i w:val="0"/>
-          <w:color w:val="1A2238"/>
-          <w:sz w:val="21"/>
-        </w:rPr>
-        <w:t>Simplificar y digitalizar el registro de patentes (fast-track), reducir costos/tiempos y crear incentivos tributarios a la innovacion patentable.</w:t>
-      </w:r>
-    </w:p>
-    <w:p>
-      <w:pPr>
-        <w:pStyle w:val="ListBullet"/>
-      </w:pPr>
-      <w:r>
-        <w:rPr>
-          <w:rFonts w:ascii="Calibri" w:hAnsi="Calibri"/>
-          <w:b w:val="0"/>
-          <w:i w:val="0"/>
-          <w:color w:val="1A2238"/>
-          <w:sz w:val="21"/>
-        </w:rPr>
-        <w:t>Expandir la conectividad de alta velocidad (Red Dorsal de Fibra Optica 2.0), centros de datos y supercomputacion; fortalecer ciberseguridad y soberania digital.</w:t>
-      </w:r>
-    </w:p>
-    <w:p>
-      <w:pPr>
-        <w:pStyle w:val="ListBullet"/>
-      </w:pPr>
-      <w:r>
-        <w:rPr>
-          <w:rFonts w:ascii="Calibri" w:hAnsi="Calibri"/>
-          <w:b w:val="0"/>
-          <w:i w:val="0"/>
-          <w:color w:val="1A2238"/>
-          <w:sz w:val="21"/>
-        </w:rPr>
-        <w:t>Consolidar la Triple Helice: crear oficinas de transferencia tecnologica, parques cientificos y tecnologicos regionales y clusters especializados.</w:t>
-      </w:r>
-    </w:p>
-    <w:p>
-      <w:pPr>
-        <w:pStyle w:val="ListBullet"/>
-      </w:pPr>
-      <w:r>
-        <w:rPr>
-          <w:rFonts w:ascii="Calibri" w:hAnsi="Calibri"/>
-          <w:b w:val="0"/>
-          <w:i w:val="0"/>
-          <w:color w:val="1A2238"/>
-          <w:sz w:val="21"/>
-        </w:rPr>
-        <w:t>Fortalecer la cooperacion internacional, redes cientificas, movilidad academica y diplomacia cientifica y tecnologica.</w:t>
-      </w:r>
-    </w:p>
-    <w:p>
-      <w:pPr>
-        <w:pStyle w:val="ListBullet"/>
-      </w:pPr>
-      <w:r>
-        <w:rPr>
-          <w:rFonts w:ascii="Calibri" w:hAnsi="Calibri"/>
-          <w:b w:val="0"/>
-          <w:i w:val="0"/>
-          <w:color w:val="1A2238"/>
-          <w:sz w:val="21"/>
-        </w:rPr>
-        <w:t>Impulsar la especializacion inteligente en biotecnologia, mineria 4.0, agrotecnologia, economia creativa/servicios digitales y energias del futuro.</w:t>
-      </w:r>
-    </w:p>
-    <w:p>
-      <w:pPr>
-        <w:pStyle w:val="ListBullet"/>
-      </w:pPr>
-      <w:r>
-        <w:rPr>
-          <w:rFonts w:ascii="Calibri" w:hAnsi="Calibri"/>
-          <w:b w:val="0"/>
-          <w:i w:val="0"/>
-          <w:color w:val="1A2238"/>
-          <w:sz w:val="21"/>
-        </w:rPr>
-        <w:t>Crear una instancia nacional de articulacion del capital del conocimiento y un sistema nacional de monitoreo con indicadores de largo plazo y financiamiento multianual.</w:t>
-      </w:r>
-    </w:p>
-    <w:p>
-      <w:r>
-        <w:rPr>
-          <w:rFonts w:ascii="Calibri" w:hAnsi="Calibri"/>
-          <w:b/>
-          <w:i w:val="0"/>
-          <w:color w:val="D91023"/>
-          <w:sz w:val="26"/>
-        </w:rPr>
         <w:t>Recomendación de política</w:t>
       </w:r>
     </w:p>
